--- a/PRDs/SnapMock-Technical-Architecture-PRD.docx
+++ b/PRDs/SnapMock-Technical-Architecture-PRD.docx
@@ -80,7 +80,7 @@
           <w:sz w:val="24"/>
           <w:szCs w:val="24"/>
         </w:rPr>
-        <w:t xml:space="preserve">Version 1.1</w:t>
+        <w:t>Version 1.2</w:t>
       </w:r>
     </w:p>
     <w:p>
@@ -93,7 +93,20 @@
           <w:sz w:val="24"/>
           <w:szCs w:val="24"/>
         </w:rPr>
-        <w:t xml:space="preserve">February 2026</w:t>
+        <w:t>September 2026</w:t>
+      </w:r>
+    </w:p>
+    <w:p>
+      <w:pPr>
+        <w:jc w:val="center"/>
+      </w:pPr>
+      <w:r>
+        <w:rPr>
+          <w:color w:val="888888"/>
+          <w:sz w:val="24"/>
+          <w:szCs w:val="24"/>
+        </w:rPr>
+        <w:t>Last Updated: 09-07-26 12:01</w:t>
       </w:r>
     </w:p>
     <w:p>
@@ -13434,7 +13447,7 @@
                 <w:sz w:val="20"/>
                 <w:szCs w:val="20"/>
               </w:rPr>
-              <w:t xml:space="preserve">Fill color. Transparent means no fill.</w:t>
+              <w:t>Fill color. Transparent is selected in the color picker like any other color (General UI PRD Section 11.1).</w:t>
             </w:r>
           </w:p>
         </w:tc>
@@ -20088,6 +20101,44 @@
       </w:pPr>
       <w:r>
         <w:t xml:space="preserve">Changelog</w:t>
+      </w:r>
+    </w:p>
+    <w:p>
+      <w:pPr>
+        <w:spacing w:after="120"/>
+      </w:pPr>
+      <w:r>
+        <w:rPr>
+          <w:b/>
+          <w:bCs/>
+        </w:rPr>
+        <w:t>Version 1.2 (September 2026)</w:t>
+      </w:r>
+    </w:p>
+    <w:p>
+      <w:pPr>
+        <w:pStyle w:val="ListParagraph"/>
+        <w:numPr>
+          <w:ilvl w:val="0"/>
+          <w:numId w:val="10"/>
+        </w:numPr>
+        <w:spacing w:after="60"/>
+      </w:pPr>
+      <w:r>
+        <w:t>Section 4.3: fill_color description reworded to remove "Transparent means no fill"; transparent is a color picker option like any other color (General UI PRD v1.6, Section 11.1).</w:t>
+      </w:r>
+    </w:p>
+    <w:p>
+      <w:pPr>
+        <w:pStyle w:val="ListParagraph"/>
+        <w:numPr>
+          <w:ilvl w:val="0"/>
+          <w:numId w:val="10"/>
+        </w:numPr>
+        <w:spacing w:after="60"/>
+      </w:pPr>
+      <w:r>
+        <w:t>Open question: with transparent available as a fill color, the fill_enabled property may be redundant. It is unchanged in this version.</w:t>
       </w:r>
     </w:p>
     <w:p>

--- a/PRDs/SnapMock-Technical-Architecture-PRD.docx
+++ b/PRDs/SnapMock-Technical-Architecture-PRD.docx
@@ -80,7 +80,7 @@
           <w:sz w:val="24"/>
           <w:szCs w:val="24"/>
         </w:rPr>
-        <w:t>Version 1.2</w:t>
+        <w:t>Version 1.3</w:t>
       </w:r>
     </w:p>
     <w:p>
@@ -106,7 +106,7 @@
           <w:sz w:val="24"/>
           <w:szCs w:val="24"/>
         </w:rPr>
-        <w:t>Last Updated: 09-07-26 12:01</w:t>
+        <w:t>Last Updated: 09-07-26 19:19</w:t>
       </w:r>
     </w:p>
     <w:p>
@@ -13476,116 +13476,6 @@
                 <w:sz w:val="20"/>
                 <w:szCs w:val="20"/>
               </w:rPr>
-              <w:t xml:space="preserve">fill_enabled</w:t>
-            </w:r>
-          </w:p>
-        </w:tc>
-        <w:tc>
-          <w:tcPr>
-            <w:tcW w:type="dxa" w:w="1600"/>
-            <w:tcBorders>
-              <w:top w:val="single" w:color="CCCCCC" w:sz="1"/>
-              <w:left w:val="single" w:color="CCCCCC" w:sz="1"/>
-              <w:bottom w:val="single" w:color="CCCCCC" w:sz="1"/>
-              <w:right w:val="single" w:color="CCCCCC" w:sz="1"/>
-            </w:tcBorders>
-            <w:tcMar>
-              <w:top w:type="dxa" w:w="80"/>
-              <w:left w:type="dxa" w:w="120"/>
-              <w:bottom w:type="dxa" w:w="80"/>
-              <w:right w:type="dxa" w:w="120"/>
-            </w:tcMar>
-          </w:tcPr>
-          <w:p>
-            <w:r>
-              <w:rPr>
-                <w:rFonts w:ascii="Arial" w:cs="Arial" w:eastAsia="Arial" w:hAnsi="Arial"/>
-                <w:sz w:val="20"/>
-                <w:szCs w:val="20"/>
-              </w:rPr>
-              <w:t xml:space="preserve">bool</w:t>
-            </w:r>
-          </w:p>
-        </w:tc>
-        <w:tc>
-          <w:tcPr>
-            <w:tcW w:type="dxa" w:w="1800"/>
-            <w:tcBorders>
-              <w:top w:val="single" w:color="CCCCCC" w:sz="1"/>
-              <w:left w:val="single" w:color="CCCCCC" w:sz="1"/>
-              <w:bottom w:val="single" w:color="CCCCCC" w:sz="1"/>
-              <w:right w:val="single" w:color="CCCCCC" w:sz="1"/>
-            </w:tcBorders>
-            <w:tcMar>
-              <w:top w:type="dxa" w:w="80"/>
-              <w:left w:type="dxa" w:w="120"/>
-              <w:bottom w:type="dxa" w:w="80"/>
-              <w:right w:type="dxa" w:w="120"/>
-            </w:tcMar>
-          </w:tcPr>
-          <w:p>
-            <w:r>
-              <w:rPr>
-                <w:rFonts w:ascii="Arial" w:cs="Arial" w:eastAsia="Arial" w:hAnsi="Arial"/>
-                <w:sz w:val="20"/>
-                <w:szCs w:val="20"/>
-              </w:rPr>
-              <w:t xml:space="preserve">False</w:t>
-            </w:r>
-          </w:p>
-        </w:tc>
-        <w:tc>
-          <w:tcPr>
-            <w:tcW w:type="dxa" w:w="4160"/>
-            <w:tcBorders>
-              <w:top w:val="single" w:color="CCCCCC" w:sz="1"/>
-              <w:left w:val="single" w:color="CCCCCC" w:sz="1"/>
-              <w:bottom w:val="single" w:color="CCCCCC" w:sz="1"/>
-              <w:right w:val="single" w:color="CCCCCC" w:sz="1"/>
-            </w:tcBorders>
-            <w:tcMar>
-              <w:top w:type="dxa" w:w="80"/>
-              <w:left w:type="dxa" w:w="120"/>
-              <w:bottom w:type="dxa" w:w="80"/>
-              <w:right w:type="dxa" w:w="120"/>
-            </w:tcMar>
-          </w:tcPr>
-          <w:p>
-            <w:r>
-              <w:rPr>
-                <w:rFonts w:ascii="Arial" w:cs="Arial" w:eastAsia="Arial" w:hAnsi="Arial"/>
-                <w:sz w:val="20"/>
-                <w:szCs w:val="20"/>
-              </w:rPr>
-              <w:t xml:space="preserve">Whether the shape has a fill.</w:t>
-            </w:r>
-          </w:p>
-        </w:tc>
-      </w:tr>
-      <w:tr>
-        <w:tc>
-          <w:tcPr>
-            <w:tcW w:type="dxa" w:w="1800"/>
-            <w:tcBorders>
-              <w:top w:val="single" w:color="CCCCCC" w:sz="1"/>
-              <w:left w:val="single" w:color="CCCCCC" w:sz="1"/>
-              <w:bottom w:val="single" w:color="CCCCCC" w:sz="1"/>
-              <w:right w:val="single" w:color="CCCCCC" w:sz="1"/>
-            </w:tcBorders>
-            <w:tcMar>
-              <w:top w:type="dxa" w:w="80"/>
-              <w:left w:type="dxa" w:w="120"/>
-              <w:bottom w:type="dxa" w:w="80"/>
-              <w:right w:type="dxa" w:w="120"/>
-            </w:tcMar>
-          </w:tcPr>
-          <w:p>
-            <w:r>
-              <w:rPr>
-                <w:rFonts w:ascii="Arial" w:cs="Arial" w:eastAsia="Arial" w:hAnsi="Arial"/>
-                <w:sz w:val="20"/>
-                <w:szCs w:val="20"/>
-              </w:rPr>
               <w:t xml:space="preserve">fill_opacity</w:t>
             </w:r>
           </w:p>
@@ -20112,7 +20002,7 @@
           <w:b/>
           <w:bCs/>
         </w:rPr>
-        <w:t>Version 1.2 (September 2026)</w:t>
+        <w:t>Version 1.3 (September 2026)</w:t>
       </w:r>
     </w:p>
     <w:p>
@@ -20125,7 +20015,19 @@
         <w:spacing w:after="60"/>
       </w:pPr>
       <w:r>
-        <w:t>Section 4.3: fill_color description reworded to remove "Transparent means no fill"; transparent is a color picker option like any other color (General UI PRD v1.6, Section 11.1).</w:t>
+        <w:t>Section 4.3: fill_enabled removed from Common Vector Properties. A vector item has no fill exactly when its fill_color is transparent (decision recorded in Basic Shape Annotation Tools PRD v1.4). Matches the implementation, which has never carried fill_enabled.</w:t>
+      </w:r>
+    </w:p>
+    <w:p>
+      <w:pPr>
+        <w:spacing w:after="120"/>
+      </w:pPr>
+      <w:r>
+        <w:rPr>
+          <w:b/>
+          <w:bCs/>
+        </w:rPr>
+        <w:t>Version 1.2 (September 2026)</w:t>
       </w:r>
     </w:p>
     <w:p>
@@ -20138,7 +20040,20 @@
         <w:spacing w:after="60"/>
       </w:pPr>
       <w:r>
-        <w:t>Open question: with transparent available as a fill color, the fill_enabled property may be redundant. It is unchanged in this version.</w:t>
+        <w:t>Section 4.3: fill_color description reworded to remove "Transparent means no fill"; transparent is a color picker option like any other color (General UI PRD v1.6, Section 11.1).</w:t>
+      </w:r>
+    </w:p>
+    <w:p>
+      <w:pPr>
+        <w:pStyle w:val="ListParagraph"/>
+        <w:numPr>
+          <w:ilvl w:val="0"/>
+          <w:numId w:val="10"/>
+        </w:numPr>
+        <w:spacing w:after="60"/>
+      </w:pPr>
+      <w:r>
+        <w:t>Open question raised: with transparent available as a fill color, the fill_enabled property may be redundant. Resolved in version 1.3.</w:t>
       </w:r>
     </w:p>
     <w:p>
